--- a/九上第13课题目.docx
+++ b/九上第13课题目.docx
@@ -100,14 +100,1232 @@
     <w:p>
       <w:pPr>
         <w:rPr>
+          <w:rFonts w:ascii="等线" w:eastAsia="等线" w:hAnsi="等线" w:cs="宋体"/>
+        </w:rPr>
+      </w:pPr>
+      <w:r>
+        <w:rPr>
+          <w:rFonts w:ascii="等线" w:eastAsia="等线" w:hAnsi="等线" w:cs="宋体" w:hint="eastAsia"/>
+        </w:rPr>
+        <w:t>一、租地农场和手工工场（它们的出现标志着西欧资本主义的萌芽）</w:t>
+      </w:r>
+    </w:p>
+    <w:p>
+      <w:pPr>
+        <w:rPr>
+          <w:rFonts w:ascii="等线" w:eastAsia="等线" w:hAnsi="等线" w:cs="宋体"/>
+        </w:rPr>
+      </w:pPr>
+      <w:r>
+        <w:rPr>
+          <w:rFonts w:ascii="等线" w:eastAsia="等线" w:hAnsi="等线" w:cs="宋体" w:hint="eastAsia"/>
+        </w:rPr>
+        <w:t>（一）</w:t>
+      </w:r>
+      <w:r>
+        <w:rPr>
+          <w:rFonts w:ascii="等线" w:eastAsia="等线" w:hAnsi="等线" w:cs="宋体" w:hint="eastAsia"/>
+          <w:u w:val="single"/>
+        </w:rPr>
+        <w:t xml:space="preserve">             </w:t>
+      </w:r>
+      <w:r>
+        <w:rPr>
+          <w:rFonts w:ascii="等线" w:eastAsia="等线" w:hAnsi="等线" w:cs="宋体" w:hint="eastAsia"/>
+        </w:rPr>
+        <w:t>（农业资本主义萌芽）</w:t>
+      </w:r>
+    </w:p>
+    <w:p>
+      <w:pPr>
+        <w:rPr>
+          <w:rFonts w:ascii="等线" w:eastAsia="等线" w:hAnsi="等线" w:cs="宋体"/>
+        </w:rPr>
+      </w:pPr>
+      <w:r>
+        <w:rPr>
+          <w:rFonts w:ascii="等线" w:eastAsia="等线" w:hAnsi="等线" w:cs="宋体" w:hint="eastAsia"/>
+        </w:rPr>
+        <w:t>1.背景：11世纪开始，西欧农村发生新变化，表现为：⑴各地开垦林地、荒地，耕地面积大大增加，农业产量提高。农产品进入市场，促进了</w:t>
+      </w:r>
+      <w:r>
+        <w:rPr>
+          <w:rFonts w:ascii="等线" w:eastAsia="等线" w:hAnsi="等线" w:cs="宋体" w:hint="eastAsia"/>
+          <w:u w:val="single"/>
+        </w:rPr>
+        <w:t xml:space="preserve">         </w:t>
+      </w:r>
+      <w:r>
+        <w:rPr>
+          <w:rFonts w:ascii="等线" w:eastAsia="等线" w:hAnsi="等线" w:cs="宋体" w:hint="eastAsia"/>
+        </w:rPr>
+        <w:t>的发展。⑵封建领主对农民的束缚也逐渐减轻。</w:t>
+      </w:r>
+    </w:p>
+    <w:p>
+      <w:pPr>
+        <w:rPr>
+          <w:rFonts w:ascii="等线" w:eastAsia="等线" w:hAnsi="等线" w:cs="宋体"/>
+        </w:rPr>
+      </w:pPr>
+      <w:r>
+        <w:rPr>
+          <w:rFonts w:ascii="等线" w:eastAsia="等线" w:hAnsi="等线" w:cs="宋体" w:hint="eastAsia"/>
+        </w:rPr>
+        <w:t>2.时间地点：约</w:t>
+      </w:r>
+      <w:r>
+        <w:rPr>
+          <w:rFonts w:ascii="等线" w:eastAsia="等线" w:hAnsi="等线" w:cs="宋体" w:hint="eastAsia"/>
+          <w:u w:val="single"/>
+        </w:rPr>
+        <w:t xml:space="preserve">      </w:t>
+      </w:r>
+      <w:r>
+        <w:rPr>
+          <w:rFonts w:ascii="等线" w:eastAsia="等线" w:hAnsi="等线" w:cs="宋体" w:hint="eastAsia"/>
+        </w:rPr>
+        <w:t>世纪开始，英国等西欧地区。</w:t>
+      </w:r>
+    </w:p>
+    <w:p>
+      <w:pPr>
+        <w:rPr>
+          <w:rFonts w:ascii="等线" w:eastAsia="等线" w:hAnsi="等线" w:cs="宋体"/>
+        </w:rPr>
+      </w:pPr>
+      <w:r>
+        <w:rPr>
+          <w:rFonts w:ascii="等线" w:eastAsia="等线" w:hAnsi="等线" w:cs="宋体" w:hint="eastAsia"/>
+        </w:rPr>
+        <w:t>3.发展：⑴</w:t>
+      </w:r>
+      <w:r>
+        <w:rPr>
           <w:rFonts w:ascii="等线" w:eastAsia="等线" w:hAnsi="等线" w:hint="eastAsia"/>
         </w:rPr>
-      </w:pPr>
-      <w:r>
-        <w:rPr>
-          <w:rFonts w:ascii="等线" w:eastAsia="等线" w:hAnsi="等线" w:hint="eastAsia"/>
-        </w:rPr>
-        <w:t>*暂无题目</w:t>
+        <w:t>封建领主</w:t>
+      </w:r>
+      <w:r>
+        <w:rPr>
+          <w:rFonts w:ascii="等线" w:eastAsia="等线" w:hAnsi="等线" w:cs="宋体" w:hint="eastAsia"/>
+        </w:rPr>
+        <w:t xml:space="preserve">出租土地，获得租金，不再直接参与生产管理。  </w:t>
+      </w:r>
+    </w:p>
+    <w:p>
+      <w:pPr>
+        <w:ind w:firstLineChars="400" w:firstLine="840"/>
+        <w:rPr>
+          <w:rFonts w:ascii="等线" w:eastAsia="等线" w:hAnsi="等线" w:cs="宋体"/>
+        </w:rPr>
+      </w:pPr>
+      <w:r>
+        <w:rPr>
+          <w:rFonts w:ascii="等线" w:eastAsia="等线" w:hAnsi="等线" w:cs="宋体" w:hint="eastAsia"/>
+        </w:rPr>
+        <w:t>⑵富裕农民通过承租或购买土地，不断扩大生产规模，建立</w:t>
+      </w:r>
+      <w:r>
+        <w:rPr>
+          <w:rFonts w:ascii="等线" w:eastAsia="等线" w:hAnsi="等线" w:cs="宋体" w:hint="eastAsia"/>
+          <w:u w:val="single"/>
+        </w:rPr>
+        <w:t xml:space="preserve">              </w:t>
+      </w:r>
+      <w:r>
+        <w:rPr>
+          <w:rFonts w:ascii="等线" w:eastAsia="等线" w:hAnsi="等线" w:cs="宋体" w:hint="eastAsia"/>
+        </w:rPr>
+        <w:t>。</w:t>
+      </w:r>
+    </w:p>
+    <w:p>
+      <w:pPr>
+        <w:rPr>
+          <w:rFonts w:ascii="等线" w:eastAsia="等线" w:hAnsi="等线" w:cs="宋体"/>
+        </w:rPr>
+      </w:pPr>
+      <w:r>
+        <w:rPr>
+          <w:rFonts w:ascii="等线" w:eastAsia="等线" w:hAnsi="等线" w:cs="宋体" w:hint="eastAsia"/>
+        </w:rPr>
+        <w:t>4.特点：改进农业生产技术，采用新的生产方式经营，雇用少地或无地的农民耕种，农产品运往</w:t>
+      </w:r>
+      <w:r>
+        <w:rPr>
+          <w:rFonts w:ascii="等线" w:eastAsia="等线" w:hAnsi="等线" w:cs="宋体" w:hint="eastAsia"/>
+          <w:u w:val="single"/>
+        </w:rPr>
+        <w:t xml:space="preserve">    </w:t>
+      </w:r>
+      <w:r>
+        <w:rPr>
+          <w:rFonts w:ascii="等线" w:eastAsia="等线" w:hAnsi="等线" w:cs="宋体" w:hint="eastAsia"/>
+        </w:rPr>
+        <w:t>销售。</w:t>
+      </w:r>
+    </w:p>
+    <w:p>
+      <w:pPr>
+        <w:rPr>
+          <w:rFonts w:ascii="等线" w:eastAsia="等线" w:hAnsi="等线" w:cs="宋体"/>
+        </w:rPr>
+      </w:pPr>
+      <w:r>
+        <w:rPr>
+          <w:rFonts w:ascii="等线" w:eastAsia="等线" w:hAnsi="等线" w:cs="宋体" w:hint="eastAsia"/>
+        </w:rPr>
+        <w:t>（二）</w:t>
+      </w:r>
+      <w:r>
+        <w:rPr>
+          <w:rFonts w:ascii="等线" w:eastAsia="等线" w:hAnsi="等线" w:cs="宋体" w:hint="eastAsia"/>
+          <w:u w:val="single"/>
+        </w:rPr>
+        <w:t xml:space="preserve">               </w:t>
+      </w:r>
+      <w:r>
+        <w:rPr>
+          <w:rFonts w:ascii="等线" w:eastAsia="等线" w:hAnsi="等线" w:cs="宋体" w:hint="eastAsia"/>
+        </w:rPr>
+        <w:t>（手工业资本主义萌芽）</w:t>
+      </w:r>
+    </w:p>
+    <w:p>
+      <w:pPr>
+        <w:rPr>
+          <w:rFonts w:ascii="等线" w:eastAsia="等线" w:hAnsi="等线" w:cs="宋体"/>
+        </w:rPr>
+      </w:pPr>
+      <w:r>
+        <w:rPr>
+          <w:rFonts w:ascii="等线" w:eastAsia="等线" w:hAnsi="等线" w:cs="宋体" w:hint="eastAsia"/>
+        </w:rPr>
+        <w:t>1.地点：</w:t>
+      </w:r>
+      <w:r>
+        <w:rPr>
+          <w:rFonts w:ascii="等线" w:eastAsia="等线" w:hAnsi="等线" w:cs="宋体" w:hint="eastAsia"/>
+          <w:u w:val="single"/>
+        </w:rPr>
+        <w:t xml:space="preserve">          </w:t>
+      </w:r>
+      <w:r>
+        <w:rPr>
+          <w:rFonts w:ascii="等线" w:eastAsia="等线" w:hAnsi="等线" w:cs="宋体" w:hint="eastAsia"/>
+        </w:rPr>
+        <w:t>等地。</w:t>
+      </w:r>
+    </w:p>
+    <w:p>
+      <w:pPr>
+        <w:rPr>
+          <w:rFonts w:ascii="等线" w:eastAsia="等线" w:hAnsi="等线" w:cs="宋体"/>
+        </w:rPr>
+      </w:pPr>
+      <w:r>
+        <w:rPr>
+          <w:rFonts w:ascii="等线" w:eastAsia="等线" w:hAnsi="等线" w:cs="宋体" w:hint="eastAsia"/>
+        </w:rPr>
+        <w:t>2.发展：由</w:t>
+      </w:r>
+      <w:r>
+        <w:rPr>
+          <w:rFonts w:ascii="等线" w:eastAsia="等线" w:hAnsi="等线" w:cs="宋体" w:hint="eastAsia"/>
+          <w:u w:val="single"/>
+        </w:rPr>
+        <w:t xml:space="preserve">     </w:t>
+      </w:r>
+      <w:r>
+        <w:rPr>
+          <w:rFonts w:ascii="等线" w:eastAsia="等线" w:hAnsi="等线" w:cs="宋体" w:hint="eastAsia"/>
+        </w:rPr>
+        <w:t>的手工工场发展为</w:t>
+      </w:r>
+      <w:r>
+        <w:rPr>
+          <w:rFonts w:ascii="等线" w:eastAsia="等线" w:hAnsi="等线" w:cs="宋体" w:hint="eastAsia"/>
+          <w:u w:val="single"/>
+        </w:rPr>
+        <w:t xml:space="preserve">       </w:t>
+      </w:r>
+      <w:r>
+        <w:rPr>
+          <w:rFonts w:ascii="等线" w:eastAsia="等线" w:hAnsi="等线" w:cs="宋体" w:hint="eastAsia"/>
+        </w:rPr>
+        <w:t>的手工工场。</w:t>
+      </w:r>
+    </w:p>
+    <w:p>
+      <w:pPr>
+        <w:ind w:left="840" w:hangingChars="400" w:hanging="840"/>
+        <w:rPr>
+          <w:rFonts w:ascii="等线" w:eastAsia="等线" w:hAnsi="等线" w:cs="宋体"/>
+        </w:rPr>
+      </w:pPr>
+      <w:r>
+        <w:rPr>
+          <w:rFonts w:ascii="等线" w:eastAsia="等线" w:hAnsi="等线" w:cs="宋体" w:hint="eastAsia"/>
+        </w:rPr>
+        <w:t>3.特点：商人或手工工场</w:t>
+      </w:r>
+      <w:proofErr w:type="gramStart"/>
+      <w:r>
+        <w:rPr>
+          <w:rFonts w:ascii="等线" w:eastAsia="等线" w:hAnsi="等线" w:cs="宋体" w:hint="eastAsia"/>
+        </w:rPr>
+        <w:t>主掌握</w:t>
+      </w:r>
+      <w:proofErr w:type="gramEnd"/>
+      <w:r>
+        <w:rPr>
+          <w:rFonts w:ascii="等线" w:eastAsia="等线" w:hAnsi="等线" w:cs="宋体" w:hint="eastAsia"/>
+        </w:rPr>
+        <w:t>生产资料，提供生产工具，雇用</w:t>
+      </w:r>
+      <w:r>
+        <w:rPr>
+          <w:rFonts w:ascii="等线" w:eastAsia="等线" w:hAnsi="等线" w:cs="宋体" w:hint="eastAsia"/>
+          <w:u w:val="single"/>
+        </w:rPr>
+        <w:t xml:space="preserve">    </w:t>
+      </w:r>
+      <w:r>
+        <w:rPr>
+          <w:rFonts w:ascii="等线" w:eastAsia="等线" w:hAnsi="等线" w:cs="宋体" w:hint="eastAsia"/>
+        </w:rPr>
+        <w:t>在同一场所进行生产。工人</w:t>
+      </w:r>
+      <w:r>
+        <w:rPr>
+          <w:rFonts w:ascii="等线" w:eastAsia="等线" w:hAnsi="等线" w:cs="宋体" w:hint="eastAsia"/>
+          <w:u w:val="single"/>
+        </w:rPr>
+        <w:t xml:space="preserve">       </w:t>
+      </w:r>
+      <w:r>
+        <w:rPr>
+          <w:rFonts w:ascii="等线" w:eastAsia="等线" w:hAnsi="等线" w:cs="宋体" w:hint="eastAsia"/>
+        </w:rPr>
+        <w:t>，提高了劳动生产率。</w:t>
+      </w:r>
+    </w:p>
+    <w:p>
+      <w:pPr>
+        <w:rPr>
+          <w:rFonts w:ascii="等线" w:eastAsia="等线" w:hAnsi="等线" w:cs="宋体"/>
+        </w:rPr>
+      </w:pPr>
+      <w:r>
+        <w:rPr>
+          <w:rFonts w:ascii="等线" w:eastAsia="等线" w:hAnsi="等线" w:cs="宋体" w:hint="eastAsia"/>
+        </w:rPr>
+        <w:t>（三）影响</w:t>
+      </w:r>
+      <w:r>
+        <w:rPr>
+          <w:rFonts w:ascii="等线" w:eastAsia="等线" w:hAnsi="等线" w:cs="宋体" w:hint="eastAsia"/>
+        </w:rPr>
+        <w:tab/>
+        <w:t>（生产力发展推动生产关系变化）</w:t>
+      </w:r>
+    </w:p>
+    <w:p>
+      <w:pPr>
+        <w:rPr>
+          <w:rFonts w:ascii="等线" w:eastAsia="等线" w:hAnsi="等线" w:cs="宋体"/>
+        </w:rPr>
+      </w:pPr>
+      <w:r>
+        <w:rPr>
+          <w:rFonts w:ascii="等线" w:eastAsia="等线" w:hAnsi="等线" w:cs="宋体" w:hint="eastAsia"/>
+        </w:rPr>
+        <w:t>⑴经济转型：推动农业和手工业逐渐</w:t>
+      </w:r>
+      <w:r>
+        <w:rPr>
+          <w:rFonts w:ascii="等线" w:eastAsia="等线" w:hAnsi="等线" w:cs="宋体" w:hint="eastAsia"/>
+          <w:u w:val="single"/>
+        </w:rPr>
+        <w:t xml:space="preserve">                   </w:t>
+      </w:r>
+      <w:r>
+        <w:rPr>
+          <w:rFonts w:ascii="等线" w:eastAsia="等线" w:hAnsi="等线" w:cs="宋体" w:hint="eastAsia"/>
+        </w:rPr>
+        <w:t>，改变中世纪西欧社会的整体面貌。</w:t>
+      </w:r>
+    </w:p>
+    <w:p>
+      <w:pPr>
+        <w:ind w:left="1260" w:hangingChars="600" w:hanging="1260"/>
+        <w:rPr>
+          <w:rFonts w:ascii="等线" w:eastAsia="等线" w:hAnsi="等线" w:cs="宋体"/>
+        </w:rPr>
+      </w:pPr>
+      <w:r>
+        <w:rPr>
+          <w:rFonts w:ascii="等线" w:eastAsia="等线" w:hAnsi="等线" w:cs="宋体" w:hint="eastAsia"/>
+        </w:rPr>
+        <w:t>⑵阶级催生：随着经济实力增强，</w:t>
+      </w:r>
+      <w:r>
+        <w:rPr>
+          <w:rFonts w:ascii="等线" w:eastAsia="等线" w:hAnsi="等线" w:cs="宋体" w:hint="eastAsia"/>
+          <w:u w:val="single"/>
+        </w:rPr>
+        <w:t xml:space="preserve">               </w:t>
+      </w:r>
+      <w:r>
+        <w:rPr>
+          <w:rFonts w:ascii="等线" w:eastAsia="等线" w:hAnsi="等线" w:cs="宋体" w:hint="eastAsia"/>
+        </w:rPr>
+        <w:t>、</w:t>
+      </w:r>
+      <w:r>
+        <w:rPr>
+          <w:rFonts w:ascii="等线" w:eastAsia="等线" w:hAnsi="等线" w:cs="宋体" w:hint="eastAsia"/>
+          <w:u w:val="single"/>
+        </w:rPr>
+        <w:t xml:space="preserve">          </w:t>
+      </w:r>
+      <w:r>
+        <w:rPr>
+          <w:rFonts w:ascii="等线" w:eastAsia="等线" w:hAnsi="等线" w:cs="宋体" w:hint="eastAsia"/>
+        </w:rPr>
+        <w:t>和</w:t>
+      </w:r>
+      <w:r>
+        <w:rPr>
+          <w:rFonts w:ascii="等线" w:eastAsia="等线" w:hAnsi="等线" w:cs="宋体" w:hint="eastAsia"/>
+          <w:u w:val="single"/>
+        </w:rPr>
+        <w:t xml:space="preserve">               </w:t>
+      </w:r>
+      <w:r>
+        <w:rPr>
+          <w:rFonts w:ascii="等线" w:eastAsia="等线" w:hAnsi="等线" w:cs="宋体" w:hint="eastAsia"/>
+        </w:rPr>
+        <w:t>不满封建领主的统治和束缚，提出了自己的政治和经济诉求。</w:t>
+      </w:r>
+      <w:r>
+        <w:rPr>
+          <w:rFonts w:ascii="等线" w:eastAsia="等线" w:hAnsi="等线" w:cs="宋体" w:hint="eastAsia"/>
+          <w:u w:val="single"/>
+        </w:rPr>
+        <w:t xml:space="preserve">                   </w:t>
+      </w:r>
+      <w:r>
+        <w:rPr>
+          <w:rFonts w:ascii="等线" w:eastAsia="等线" w:hAnsi="等线" w:cs="宋体" w:hint="eastAsia"/>
+        </w:rPr>
+        <w:t>开始形成。</w:t>
+      </w:r>
+    </w:p>
+    <w:p>
+      <w:pPr>
+        <w:pStyle w:val="a0"/>
+        <w:ind w:firstLineChars="0" w:firstLine="0"/>
+        <w:rPr>
+          <w:rFonts w:ascii="等线" w:eastAsia="等线" w:hAnsi="等线" w:cs="宋体"/>
+          <w:sz w:val="21"/>
+          <w:szCs w:val="21"/>
+        </w:rPr>
+      </w:pPr>
+      <w:r>
+        <w:rPr>
+          <w:rFonts w:ascii="等线" w:eastAsia="等线" w:hAnsi="等线" w:cs="宋体" w:hint="eastAsia"/>
+          <w:sz w:val="21"/>
+          <w:szCs w:val="21"/>
+        </w:rPr>
+        <w:t xml:space="preserve">(3)奠定基础：新兴阶层产生新的经济、政治诉求，为文艺复兴和近代社会转型奠定经济与阶级基础。  </w:t>
+      </w:r>
+    </w:p>
+    <w:p>
+      <w:pPr>
+        <w:rPr>
+          <w:rFonts w:ascii="等线" w:eastAsia="等线" w:hAnsi="等线" w:cs="宋体"/>
+        </w:rPr>
+      </w:pPr>
+      <w:r>
+        <w:rPr>
+          <w:rFonts w:ascii="等线" w:eastAsia="等线" w:hAnsi="等线" w:cs="宋体" w:hint="eastAsia"/>
+        </w:rPr>
+        <w:t>二、意大利</w:t>
+      </w:r>
+      <w:r>
+        <w:rPr>
+          <w:rFonts w:ascii="等线" w:eastAsia="等线" w:hAnsi="等线" w:cs="宋体" w:hint="eastAsia"/>
+          <w:u w:val="single"/>
+        </w:rPr>
+        <w:t xml:space="preserve">              </w:t>
+      </w:r>
+      <w:r>
+        <w:rPr>
+          <w:rFonts w:ascii="等线" w:eastAsia="等线" w:hAnsi="等线" w:cs="宋体" w:hint="eastAsia"/>
+        </w:rPr>
+        <w:t>运动（</w:t>
+      </w:r>
+      <w:r>
+        <w:rPr>
+          <w:rFonts w:ascii="等线" w:eastAsia="等线" w:hAnsi="等线" w:cs="宋体" w:hint="eastAsia"/>
+          <w:u w:val="single"/>
+        </w:rPr>
+        <w:t xml:space="preserve">     </w:t>
+      </w:r>
+      <w:r>
+        <w:rPr>
+          <w:rFonts w:ascii="等线" w:eastAsia="等线" w:hAnsi="等线" w:cs="宋体" w:hint="eastAsia"/>
+        </w:rPr>
+        <w:t>被发现）</w:t>
+      </w:r>
+    </w:p>
+    <w:p>
+      <w:pPr>
+        <w:rPr>
+          <w:rFonts w:ascii="等线" w:eastAsia="等线" w:hAnsi="等线" w:cs="宋体"/>
+        </w:rPr>
+      </w:pPr>
+      <w:r>
+        <w:rPr>
+          <w:rFonts w:ascii="等线" w:eastAsia="等线" w:hAnsi="等线" w:cs="宋体" w:hint="eastAsia"/>
+        </w:rPr>
+        <w:t>1.背景（原因）</w:t>
+      </w:r>
+      <w:r>
+        <w:rPr>
+          <w:rFonts w:ascii="等线" w:eastAsia="等线" w:hAnsi="等线" w:cs="宋体" w:hint="eastAsia"/>
+        </w:rPr>
+        <w:tab/>
+      </w:r>
+    </w:p>
+    <w:p>
+      <w:pPr>
+        <w:rPr>
+          <w:rFonts w:ascii="等线" w:eastAsia="等线" w:hAnsi="等线" w:cs="宋体"/>
+        </w:rPr>
+      </w:pPr>
+      <w:r>
+        <w:rPr>
+          <w:rFonts w:ascii="等线" w:eastAsia="等线" w:hAnsi="等线" w:cs="宋体" w:hint="eastAsia"/>
+        </w:rPr>
+        <w:t>⑴根本原因：商品经济繁荣，</w:t>
+      </w:r>
+      <w:r>
+        <w:rPr>
+          <w:rFonts w:ascii="等线" w:eastAsia="等线" w:hAnsi="等线" w:cs="宋体" w:hint="eastAsia"/>
+          <w:u w:val="single"/>
+        </w:rPr>
+        <w:t xml:space="preserve">                </w:t>
+      </w:r>
+      <w:r>
+        <w:rPr>
+          <w:rFonts w:ascii="等线" w:eastAsia="等线" w:hAnsi="等线" w:cs="宋体" w:hint="eastAsia"/>
+        </w:rPr>
+        <w:t>出现，新兴资产阶级日益壮大。</w:t>
+      </w:r>
+    </w:p>
+    <w:p>
+      <w:pPr>
+        <w:ind w:left="1260" w:hangingChars="600" w:hanging="1260"/>
+        <w:rPr>
+          <w:rFonts w:ascii="等线" w:eastAsia="等线" w:hAnsi="等线" w:cs="宋体"/>
+        </w:rPr>
+      </w:pPr>
+      <w:r>
+        <w:rPr>
+          <w:rFonts w:ascii="等线" w:eastAsia="等线" w:hAnsi="等线" w:cs="宋体" w:hint="eastAsia"/>
+        </w:rPr>
+        <w:t>⑵思想根源：新兴资产阶级</w:t>
+      </w:r>
+      <w:proofErr w:type="gramStart"/>
+      <w:r>
+        <w:rPr>
+          <w:rFonts w:ascii="等线" w:eastAsia="等线" w:hAnsi="等线" w:cs="宋体" w:hint="eastAsia"/>
+        </w:rPr>
+        <w:t>不满教会</w:t>
+      </w:r>
+      <w:proofErr w:type="gramEnd"/>
+      <w:r>
+        <w:rPr>
+          <w:rFonts w:ascii="等线" w:eastAsia="等线" w:hAnsi="等线" w:cs="宋体" w:hint="eastAsia"/>
+        </w:rPr>
+        <w:t>宣扬的苦行禁欲生活，希望享受现世的快乐，要求建立以人为中心而不是以神为中心的生活哲学。</w:t>
+      </w:r>
+    </w:p>
+    <w:p>
+      <w:pPr>
+        <w:pStyle w:val="a0"/>
+        <w:ind w:firstLineChars="0" w:firstLine="0"/>
+        <w:rPr>
+          <w:rFonts w:ascii="等线" w:eastAsia="等线" w:hAnsi="等线" w:cs="宋体"/>
+          <w:sz w:val="21"/>
+          <w:szCs w:val="21"/>
+        </w:rPr>
+      </w:pPr>
+      <w:r>
+        <w:rPr>
+          <w:rFonts w:ascii="等线" w:eastAsia="等线" w:hAnsi="等线" w:cs="宋体" w:hint="eastAsia"/>
+          <w:sz w:val="21"/>
+          <w:szCs w:val="21"/>
+        </w:rPr>
+        <w:t>(3)有利条件：意大利保留大量古希腊、罗马古典文化遗存，为思想解放提供文化素材。</w:t>
+      </w:r>
+    </w:p>
+    <w:p>
+      <w:pPr>
+        <w:rPr>
+          <w:rFonts w:ascii="等线" w:eastAsia="等线" w:hAnsi="等线" w:cs="宋体"/>
+        </w:rPr>
+      </w:pPr>
+      <w:r>
+        <w:rPr>
+          <w:rFonts w:ascii="等线" w:eastAsia="等线" w:hAnsi="等线" w:cs="宋体" w:hint="eastAsia"/>
+        </w:rPr>
+        <w:t>2.时间：</w:t>
+      </w:r>
+      <w:r>
+        <w:rPr>
+          <w:rFonts w:ascii="等线" w:eastAsia="等线" w:hAnsi="等线" w:cs="宋体" w:hint="eastAsia"/>
+          <w:u w:val="single"/>
+        </w:rPr>
+        <w:t xml:space="preserve">     </w:t>
+      </w:r>
+      <w:r>
+        <w:rPr>
+          <w:rFonts w:ascii="等线" w:eastAsia="等线" w:hAnsi="等线" w:cs="宋体" w:hint="eastAsia"/>
+        </w:rPr>
+        <w:t>世纪兴起于</w:t>
+      </w:r>
+      <w:r>
+        <w:rPr>
+          <w:rFonts w:ascii="等线" w:eastAsia="等线" w:hAnsi="等线" w:cs="宋体" w:hint="eastAsia"/>
+          <w:u w:val="single"/>
+        </w:rPr>
+        <w:t xml:space="preserve">        </w:t>
+      </w:r>
+      <w:r>
+        <w:rPr>
+          <w:rFonts w:ascii="等线" w:eastAsia="等线" w:hAnsi="等线" w:cs="宋体" w:hint="eastAsia"/>
+        </w:rPr>
+        <w:t>，15-16世纪向西欧传播。</w:t>
+      </w:r>
+    </w:p>
+    <w:p>
+      <w:pPr>
+        <w:rPr>
+          <w:rFonts w:ascii="等线" w:eastAsia="等线" w:hAnsi="等线" w:cs="宋体"/>
+        </w:rPr>
+      </w:pPr>
+      <w:r>
+        <w:rPr>
+          <w:rFonts w:ascii="等线" w:eastAsia="等线" w:hAnsi="等线" w:cs="宋体" w:hint="eastAsia"/>
+        </w:rPr>
+        <w:t>3.核心思想：</w:t>
+      </w:r>
+      <w:r>
+        <w:rPr>
+          <w:rFonts w:ascii="等线" w:eastAsia="等线" w:hAnsi="等线" w:cs="宋体" w:hint="eastAsia"/>
+          <w:u w:val="single"/>
+        </w:rPr>
+        <w:t xml:space="preserve">             </w:t>
+      </w:r>
+      <w:r>
+        <w:rPr>
+          <w:rFonts w:ascii="等线" w:eastAsia="等线" w:hAnsi="等线" w:cs="宋体" w:hint="eastAsia"/>
+        </w:rPr>
+        <w:t>（内涵：主张以</w:t>
+      </w:r>
+      <w:r>
+        <w:rPr>
+          <w:rFonts w:ascii="等线" w:eastAsia="等线" w:hAnsi="等线" w:cs="宋体" w:hint="eastAsia"/>
+          <w:u w:val="single"/>
+        </w:rPr>
+        <w:t xml:space="preserve">     </w:t>
+      </w:r>
+      <w:r>
+        <w:rPr>
+          <w:rFonts w:ascii="等线" w:eastAsia="等线" w:hAnsi="等线" w:cs="宋体" w:hint="eastAsia"/>
+        </w:rPr>
+        <w:t>为中心，宣扬尊重人的需要、发扬人的个性）。</w:t>
+      </w:r>
+    </w:p>
+    <w:p>
+      <w:pPr>
+        <w:rPr>
+          <w:rFonts w:ascii="等线" w:eastAsia="等线" w:hAnsi="等线" w:cs="宋体"/>
+        </w:rPr>
+      </w:pPr>
+      <w:r>
+        <w:rPr>
+          <w:rFonts w:ascii="等线" w:eastAsia="等线" w:hAnsi="等线" w:cs="宋体" w:hint="eastAsia"/>
+        </w:rPr>
+        <w:t>4.方式：采取</w:t>
+      </w:r>
+      <w:r>
+        <w:rPr>
+          <w:rFonts w:ascii="等线" w:eastAsia="等线" w:hAnsi="等线" w:cs="宋体" w:hint="eastAsia"/>
+          <w:u w:val="single"/>
+        </w:rPr>
+        <w:t xml:space="preserve">                                  </w:t>
+      </w:r>
+      <w:r>
+        <w:rPr>
+          <w:rFonts w:ascii="等线" w:eastAsia="等线" w:hAnsi="等线" w:cs="宋体" w:hint="eastAsia"/>
+        </w:rPr>
+        <w:t>的方式</w:t>
+      </w:r>
+    </w:p>
+    <w:p>
+      <w:pPr>
+        <w:rPr>
+          <w:rFonts w:ascii="等线" w:eastAsia="等线" w:hAnsi="等线" w:cs="宋体"/>
+        </w:rPr>
+      </w:pPr>
+      <w:r>
+        <w:rPr>
+          <w:rFonts w:ascii="等线" w:eastAsia="等线" w:hAnsi="等线" w:cs="宋体" w:hint="eastAsia"/>
+        </w:rPr>
+        <w:t>5.性质：</w:t>
+      </w:r>
+      <w:r>
+        <w:rPr>
+          <w:rFonts w:ascii="等线" w:eastAsia="等线" w:hAnsi="等线" w:cs="宋体" w:hint="eastAsia"/>
+          <w:u w:val="single"/>
+        </w:rPr>
+        <w:t xml:space="preserve">                                                             </w:t>
+      </w:r>
+      <w:r>
+        <w:rPr>
+          <w:rFonts w:ascii="等线" w:eastAsia="等线" w:hAnsi="等线" w:cs="宋体" w:hint="eastAsia"/>
+        </w:rPr>
+        <w:t>。</w:t>
+      </w:r>
+    </w:p>
+    <w:p>
+      <w:pPr>
+        <w:rPr>
+          <w:rFonts w:ascii="等线" w:eastAsia="等线" w:hAnsi="等线" w:cs="宋体"/>
+        </w:rPr>
+      </w:pPr>
+      <w:r>
+        <w:rPr>
+          <w:rFonts w:ascii="等线" w:eastAsia="等线" w:hAnsi="等线" w:cs="宋体" w:hint="eastAsia"/>
+        </w:rPr>
+        <w:t>6.代表人物和作品</w:t>
+      </w:r>
+      <w:r>
+        <w:rPr>
+          <w:rFonts w:ascii="等线" w:eastAsia="等线" w:hAnsi="等线" w:cs="宋体" w:hint="eastAsia"/>
+        </w:rPr>
+        <w:tab/>
+      </w:r>
+    </w:p>
+    <w:tbl>
+      <w:tblPr>
+        <w:tblStyle w:val="af4"/>
+        <w:tblW w:w="4898" w:type="pct"/>
+        <w:tblLook w:val="04A0" w:firstRow="1" w:lastRow="0" w:firstColumn="1" w:lastColumn="0" w:noHBand="0" w:noVBand="1"/>
+      </w:tblPr>
+      <w:tblGrid>
+        <w:gridCol w:w="886"/>
+        <w:gridCol w:w="1381"/>
+        <w:gridCol w:w="2001"/>
+        <w:gridCol w:w="3859"/>
+      </w:tblGrid>
+      <w:tr>
+        <w:tc>
+          <w:tcPr>
+            <w:tcW w:w="610" w:type="pct"/>
+          </w:tcPr>
+          <w:p>
+            <w:pPr>
+              <w:rPr>
+                <w:rFonts w:ascii="等线" w:eastAsia="等线" w:hAnsi="等线" w:cs="宋体"/>
+              </w:rPr>
+            </w:pPr>
+            <w:r>
+              <w:rPr>
+                <w:rFonts w:ascii="等线" w:eastAsia="等线" w:hAnsi="等线" w:cs="宋体" w:hint="eastAsia"/>
+              </w:rPr>
+              <w:t>人物</w:t>
+            </w:r>
+          </w:p>
+        </w:tc>
+        <w:tc>
+          <w:tcPr>
+            <w:tcW w:w="914" w:type="pct"/>
+          </w:tcPr>
+          <w:p>
+            <w:pPr>
+              <w:rPr>
+                <w:rFonts w:ascii="等线" w:eastAsia="等线" w:hAnsi="等线" w:cs="宋体"/>
+              </w:rPr>
+            </w:pPr>
+            <w:r>
+              <w:rPr>
+                <w:rFonts w:ascii="等线" w:eastAsia="等线" w:hAnsi="等线" w:cs="宋体" w:hint="eastAsia"/>
+              </w:rPr>
+              <w:t>身份/地位</w:t>
+            </w:r>
+          </w:p>
+        </w:tc>
+        <w:tc>
+          <w:tcPr>
+            <w:tcW w:w="1036" w:type="pct"/>
+          </w:tcPr>
+          <w:p>
+            <w:pPr>
+              <w:rPr>
+                <w:rFonts w:ascii="等线" w:eastAsia="等线" w:hAnsi="等线" w:cs="宋体"/>
+              </w:rPr>
+            </w:pPr>
+            <w:r>
+              <w:rPr>
+                <w:rFonts w:ascii="等线" w:eastAsia="等线" w:hAnsi="等线" w:cs="宋体" w:hint="eastAsia"/>
+              </w:rPr>
+              <w:t>代表作品</w:t>
+            </w:r>
+          </w:p>
+        </w:tc>
+        <w:tc>
+          <w:tcPr>
+            <w:tcW w:w="2438" w:type="pct"/>
+          </w:tcPr>
+          <w:p>
+            <w:pPr>
+              <w:rPr>
+                <w:rFonts w:ascii="等线" w:eastAsia="等线" w:hAnsi="等线" w:cs="宋体"/>
+              </w:rPr>
+            </w:pPr>
+            <w:r>
+              <w:rPr>
+                <w:rFonts w:ascii="等线" w:eastAsia="等线" w:hAnsi="等线" w:cs="宋体" w:hint="eastAsia"/>
+              </w:rPr>
+              <w:t>其他</w:t>
+            </w:r>
+          </w:p>
+        </w:tc>
+      </w:tr>
+      <w:tr>
+        <w:tc>
+          <w:tcPr>
+            <w:tcW w:w="610" w:type="pct"/>
+            <w:vAlign w:val="center"/>
+          </w:tcPr>
+          <w:p>
+            <w:pPr>
+              <w:rPr>
+                <w:rFonts w:ascii="等线" w:eastAsia="等线" w:hAnsi="等线" w:cs="宋体"/>
+                <w:u w:val="single"/>
+              </w:rPr>
+            </w:pPr>
+            <w:r>
+              <w:rPr>
+                <w:rFonts w:ascii="等线" w:eastAsia="等线" w:hAnsi="等线" w:cs="宋体" w:hint="eastAsia"/>
+                <w:u w:val="single"/>
+              </w:rPr>
+              <w:t xml:space="preserve">      </w:t>
+            </w:r>
+          </w:p>
+        </w:tc>
+        <w:tc>
+          <w:tcPr>
+            <w:tcW w:w="914" w:type="pct"/>
+            <w:vAlign w:val="center"/>
+          </w:tcPr>
+          <w:p>
+            <w:pPr>
+              <w:rPr>
+                <w:rFonts w:ascii="等线" w:eastAsia="等线" w:hAnsi="等线" w:cs="宋体"/>
+              </w:rPr>
+            </w:pPr>
+            <w:r>
+              <w:rPr>
+                <w:rFonts w:ascii="等线" w:eastAsia="等线" w:hAnsi="等线" w:cs="宋体" w:hint="eastAsia"/>
+              </w:rPr>
+              <w:t>文艺复兴先驱</w:t>
+            </w:r>
+          </w:p>
+        </w:tc>
+        <w:tc>
+          <w:tcPr>
+            <w:tcW w:w="1036" w:type="pct"/>
+            <w:vAlign w:val="center"/>
+          </w:tcPr>
+          <w:p>
+            <w:pPr>
+              <w:rPr>
+                <w:rFonts w:ascii="等线" w:eastAsia="等线" w:hAnsi="等线" w:cs="宋体"/>
+              </w:rPr>
+            </w:pPr>
+            <w:r>
+              <w:rPr>
+                <w:rFonts w:ascii="等线" w:eastAsia="等线" w:hAnsi="等线" w:cs="宋体" w:hint="eastAsia"/>
+              </w:rPr>
+              <w:t>长诗《</w:t>
+            </w:r>
+            <w:r>
+              <w:rPr>
+                <w:rFonts w:ascii="等线" w:eastAsia="等线" w:hAnsi="等线" w:cs="宋体" w:hint="eastAsia"/>
+                <w:u w:val="single"/>
+              </w:rPr>
+              <w:t xml:space="preserve">       </w:t>
+            </w:r>
+            <w:r>
+              <w:rPr>
+                <w:rFonts w:ascii="等线" w:eastAsia="等线" w:hAnsi="等线" w:cs="宋体" w:hint="eastAsia"/>
+              </w:rPr>
+              <w:t>》</w:t>
+            </w:r>
+          </w:p>
+        </w:tc>
+        <w:tc>
+          <w:tcPr>
+            <w:tcW w:w="2438" w:type="pct"/>
+          </w:tcPr>
+          <w:p>
+            <w:pPr>
+              <w:rPr>
+                <w:rFonts w:ascii="等线" w:eastAsia="等线" w:hAnsi="等线" w:cs="宋体"/>
+              </w:rPr>
+            </w:pPr>
+            <w:r>
+              <w:rPr>
+                <w:rFonts w:ascii="等线" w:eastAsia="等线" w:hAnsi="等线" w:cs="宋体" w:hint="eastAsia"/>
+              </w:rPr>
+              <w:t>与</w:t>
+            </w:r>
+            <w:r>
+              <w:rPr>
+                <w:rFonts w:ascii="等线" w:eastAsia="等线" w:hAnsi="等线" w:cs="宋体" w:hint="eastAsia"/>
+                <w:u w:val="single"/>
+              </w:rPr>
+              <w:t xml:space="preserve">               </w:t>
+            </w:r>
+            <w:r>
+              <w:rPr>
+                <w:rFonts w:ascii="等线" w:eastAsia="等线" w:hAnsi="等线" w:cs="宋体" w:hint="eastAsia"/>
+              </w:rPr>
+              <w:t>（西方人文主义之父、《歌集》）、</w:t>
+            </w:r>
+            <w:proofErr w:type="gramStart"/>
+            <w:r>
+              <w:rPr>
+                <w:rFonts w:ascii="等线" w:eastAsia="等线" w:hAnsi="等线" w:cs="宋体" w:hint="eastAsia"/>
+              </w:rPr>
+              <w:t>薄伽丘并称</w:t>
+            </w:r>
+            <w:proofErr w:type="gramEnd"/>
+            <w:r>
+              <w:rPr>
+                <w:rFonts w:ascii="等线" w:eastAsia="等线" w:hAnsi="等线" w:cs="宋体" w:hint="eastAsia"/>
+              </w:rPr>
+              <w:t>文艺复兴“文学三杰”。</w:t>
+            </w:r>
+          </w:p>
+        </w:tc>
+      </w:tr>
+      <w:tr>
+        <w:tc>
+          <w:tcPr>
+            <w:tcW w:w="610" w:type="pct"/>
+            <w:vAlign w:val="center"/>
+          </w:tcPr>
+          <w:p>
+            <w:pPr>
+              <w:rPr>
+                <w:rFonts w:ascii="等线" w:eastAsia="等线" w:hAnsi="等线" w:cs="宋体"/>
+              </w:rPr>
+            </w:pPr>
+            <w:r>
+              <w:rPr>
+                <w:rFonts w:ascii="等线" w:eastAsia="等线" w:hAnsi="等线" w:cs="宋体" w:hint="eastAsia"/>
+              </w:rPr>
+              <w:lastRenderedPageBreak/>
+              <w:t>达·芬奇</w:t>
+            </w:r>
+          </w:p>
+        </w:tc>
+        <w:tc>
+          <w:tcPr>
+            <w:tcW w:w="914" w:type="pct"/>
+            <w:vAlign w:val="center"/>
+          </w:tcPr>
+          <w:p>
+            <w:pPr>
+              <w:rPr>
+                <w:rFonts w:ascii="等线" w:eastAsia="等线" w:hAnsi="等线" w:cs="宋体"/>
+              </w:rPr>
+            </w:pPr>
+            <w:r>
+              <w:rPr>
+                <w:rFonts w:ascii="等线" w:eastAsia="等线" w:hAnsi="等线" w:cs="宋体" w:hint="eastAsia"/>
+              </w:rPr>
+              <w:t>既是艺术家，也是科学家和工程师</w:t>
+            </w:r>
+          </w:p>
+        </w:tc>
+        <w:tc>
+          <w:tcPr>
+            <w:tcW w:w="1036" w:type="pct"/>
+            <w:vAlign w:val="center"/>
+          </w:tcPr>
+          <w:p>
+            <w:pPr>
+              <w:rPr>
+                <w:rFonts w:ascii="等线" w:eastAsia="等线" w:hAnsi="等线" w:cs="宋体"/>
+              </w:rPr>
+            </w:pPr>
+            <w:r>
+              <w:rPr>
+                <w:rFonts w:ascii="等线" w:eastAsia="等线" w:hAnsi="等线" w:cs="宋体" w:hint="eastAsia"/>
+              </w:rPr>
+              <w:t>《</w:t>
+            </w:r>
+            <w:r>
+              <w:rPr>
+                <w:rFonts w:ascii="等线" w:eastAsia="等线" w:hAnsi="等线" w:cs="宋体" w:hint="eastAsia"/>
+                <w:u w:val="single"/>
+              </w:rPr>
+              <w:t xml:space="preserve">         </w:t>
+            </w:r>
+            <w:r>
+              <w:rPr>
+                <w:rFonts w:ascii="等线" w:eastAsia="等线" w:hAnsi="等线" w:cs="宋体" w:hint="eastAsia"/>
+              </w:rPr>
+              <w:t>》《</w:t>
+            </w:r>
+            <w:r>
+              <w:rPr>
+                <w:rFonts w:ascii="等线" w:eastAsia="等线" w:hAnsi="等线" w:cs="宋体" w:hint="eastAsia"/>
+                <w:u w:val="single"/>
+              </w:rPr>
+              <w:t xml:space="preserve">             </w:t>
+            </w:r>
+            <w:r>
+              <w:rPr>
+                <w:rFonts w:ascii="等线" w:eastAsia="等线" w:hAnsi="等线" w:cs="宋体" w:hint="eastAsia"/>
+              </w:rPr>
+              <w:t>》</w:t>
+            </w:r>
+          </w:p>
+        </w:tc>
+        <w:tc>
+          <w:tcPr>
+            <w:tcW w:w="2438" w:type="pct"/>
+          </w:tcPr>
+          <w:p>
+            <w:pPr>
+              <w:rPr>
+                <w:rFonts w:ascii="等线" w:eastAsia="等线" w:hAnsi="等线" w:cs="宋体"/>
+              </w:rPr>
+            </w:pPr>
+            <w:r>
+              <w:rPr>
+                <w:rFonts w:ascii="等线" w:eastAsia="等线" w:hAnsi="等线" w:cs="宋体" w:hint="eastAsia"/>
+              </w:rPr>
+              <w:t>与拉斐尔（《雅典学园》）、米开朗琪罗（《大卫》）并称文艺复兴“美术三杰”。</w:t>
+            </w:r>
+          </w:p>
+        </w:tc>
+      </w:tr>
+      <w:tr>
+        <w:tc>
+          <w:tcPr>
+            <w:tcW w:w="610" w:type="pct"/>
+            <w:vAlign w:val="center"/>
+          </w:tcPr>
+          <w:p>
+            <w:pPr>
+              <w:rPr>
+                <w:rFonts w:ascii="等线" w:eastAsia="等线" w:hAnsi="等线" w:cs="宋体"/>
+              </w:rPr>
+            </w:pPr>
+            <w:r>
+              <w:rPr>
+                <w:rFonts w:ascii="等线" w:eastAsia="等线" w:hAnsi="等线" w:cs="宋体" w:hint="eastAsia"/>
+              </w:rPr>
+              <w:t>莎士比亚</w:t>
+            </w:r>
+          </w:p>
+        </w:tc>
+        <w:tc>
+          <w:tcPr>
+            <w:tcW w:w="914" w:type="pct"/>
+            <w:vAlign w:val="center"/>
+          </w:tcPr>
+          <w:p>
+            <w:pPr>
+              <w:rPr>
+                <w:rFonts w:ascii="等线" w:eastAsia="等线" w:hAnsi="等线" w:cs="宋体"/>
+              </w:rPr>
+            </w:pPr>
+            <w:r>
+              <w:rPr>
+                <w:rFonts w:ascii="等线" w:eastAsia="等线" w:hAnsi="等线" w:cs="宋体" w:hint="eastAsia"/>
+                <w:u w:val="single"/>
+              </w:rPr>
+              <w:t xml:space="preserve">     国</w:t>
+            </w:r>
+            <w:r>
+              <w:rPr>
+                <w:rFonts w:ascii="等线" w:eastAsia="等线" w:hAnsi="等线" w:cs="宋体" w:hint="eastAsia"/>
+              </w:rPr>
+              <w:t>文学家</w:t>
+            </w:r>
+          </w:p>
+        </w:tc>
+        <w:tc>
+          <w:tcPr>
+            <w:tcW w:w="1036" w:type="pct"/>
+            <w:vAlign w:val="center"/>
+          </w:tcPr>
+          <w:p>
+            <w:pPr>
+              <w:rPr>
+                <w:rFonts w:ascii="等线" w:eastAsia="等线" w:hAnsi="等线" w:cs="宋体"/>
+              </w:rPr>
+            </w:pPr>
+            <w:r>
+              <w:rPr>
+                <w:rFonts w:ascii="等线" w:eastAsia="等线" w:hAnsi="等线" w:cs="宋体" w:hint="eastAsia"/>
+              </w:rPr>
+              <w:t>《</w:t>
+            </w:r>
+            <w:r>
+              <w:rPr>
+                <w:rFonts w:ascii="等线" w:eastAsia="等线" w:hAnsi="等线" w:cs="宋体" w:hint="eastAsia"/>
+                <w:u w:val="single"/>
+              </w:rPr>
+              <w:t xml:space="preserve">            </w:t>
+            </w:r>
+            <w:r>
+              <w:rPr>
+                <w:rFonts w:ascii="等线" w:eastAsia="等线" w:hAnsi="等线" w:cs="宋体" w:hint="eastAsia"/>
+              </w:rPr>
+              <w:t>》《罗密欧与朱丽叶》</w:t>
+            </w:r>
+          </w:p>
+        </w:tc>
+        <w:tc>
+          <w:tcPr>
+            <w:tcW w:w="2438" w:type="pct"/>
+          </w:tcPr>
+          <w:p>
+            <w:pPr>
+              <w:rPr>
+                <w:rFonts w:ascii="等线" w:eastAsia="等线" w:hAnsi="等线" w:cs="宋体"/>
+              </w:rPr>
+            </w:pPr>
+            <w:r>
+              <w:rPr>
+                <w:rFonts w:ascii="等线" w:eastAsia="等线" w:hAnsi="等线" w:cs="宋体" w:hint="eastAsia"/>
+              </w:rPr>
+              <w:t>批判了封建道德伦理观念和社会陋习，反映了时代风貌。</w:t>
+            </w:r>
+          </w:p>
+        </w:tc>
+      </w:tr>
+    </w:tbl>
+    <w:p>
+      <w:pPr>
+        <w:rPr>
+          <w:rFonts w:ascii="等线" w:eastAsia="等线" w:hAnsi="等线" w:cs="宋体"/>
+        </w:rPr>
+      </w:pPr>
+      <w:r>
+        <w:rPr>
+          <w:rFonts w:ascii="等线" w:eastAsia="等线" w:hAnsi="等线" w:cs="宋体" w:hint="eastAsia"/>
+        </w:rPr>
+        <w:t>7.意义</w:t>
+      </w:r>
+      <w:r>
+        <w:rPr>
+          <w:rFonts w:ascii="等线" w:eastAsia="等线" w:hAnsi="等线" w:cs="宋体" w:hint="eastAsia"/>
+        </w:rPr>
+        <w:tab/>
+      </w:r>
+    </w:p>
+    <w:p>
+      <w:pPr>
+        <w:rPr>
+          <w:rFonts w:ascii="等线" w:eastAsia="等线" w:hAnsi="等线" w:cs="宋体" w:hint="eastAsia"/>
+          <w:sz w:val="30"/>
+          <w:szCs w:val="30"/>
+        </w:rPr>
+      </w:pPr>
+      <w:r>
+        <w:rPr>
+          <w:rFonts w:ascii="等线" w:eastAsia="等线" w:hAnsi="等线" w:cs="宋体" w:hint="eastAsia"/>
+        </w:rPr>
+        <w:t>（1）是</w:t>
+      </w:r>
+      <w:r>
+        <w:rPr>
+          <w:rFonts w:ascii="等线" w:eastAsia="等线" w:hAnsi="等线" w:cs="宋体" w:hint="eastAsia"/>
+          <w:u w:val="single"/>
+        </w:rPr>
+        <w:t xml:space="preserve">                </w:t>
+      </w:r>
+      <w:r>
+        <w:rPr>
+          <w:rFonts w:ascii="等线" w:eastAsia="等线" w:hAnsi="等线" w:cs="宋体" w:hint="eastAsia"/>
+        </w:rPr>
+        <w:t>的曙光（2）冲击了封建神学的精神束缚，解放了</w:t>
+      </w:r>
+      <w:r>
+        <w:rPr>
+          <w:rFonts w:ascii="等线" w:eastAsia="等线" w:hAnsi="等线" w:cs="宋体" w:hint="eastAsia"/>
+          <w:u w:val="single"/>
+        </w:rPr>
+        <w:t xml:space="preserve">                </w:t>
+      </w:r>
+      <w:r>
+        <w:rPr>
+          <w:rFonts w:ascii="等线" w:eastAsia="等线" w:hAnsi="等线" w:cs="宋体" w:hint="eastAsia"/>
+        </w:rPr>
+        <w:t>（3）推动了欧洲</w:t>
+      </w:r>
+      <w:r>
+        <w:rPr>
+          <w:rFonts w:ascii="等线" w:eastAsia="等线" w:hAnsi="等线" w:cs="宋体" w:hint="eastAsia"/>
+          <w:u w:val="single"/>
+        </w:rPr>
+        <w:t xml:space="preserve">      </w:t>
+      </w:r>
+      <w:r>
+        <w:rPr>
+          <w:rFonts w:ascii="等线" w:eastAsia="等线" w:hAnsi="等线" w:cs="宋体" w:hint="eastAsia"/>
+        </w:rPr>
+        <w:t>和</w:t>
+      </w:r>
+      <w:r>
+        <w:rPr>
+          <w:rFonts w:ascii="等线" w:eastAsia="等线" w:hAnsi="等线" w:cs="宋体" w:hint="eastAsia"/>
+          <w:u w:val="single"/>
+        </w:rPr>
+        <w:t xml:space="preserve">       </w:t>
+      </w:r>
+      <w:r>
+        <w:rPr>
+          <w:rFonts w:ascii="等线" w:eastAsia="等线" w:hAnsi="等线" w:cs="宋体" w:hint="eastAsia"/>
+        </w:rPr>
+        <w:t>的繁荣（4）促进了</w:t>
+      </w:r>
+      <w:r>
+        <w:rPr>
+          <w:rFonts w:ascii="等线" w:eastAsia="等线" w:hAnsi="等线" w:cs="宋体" w:hint="eastAsia"/>
+          <w:u w:val="single"/>
+        </w:rPr>
+        <w:t xml:space="preserve">             </w:t>
+      </w:r>
+      <w:r>
+        <w:rPr>
+          <w:rFonts w:ascii="等线" w:eastAsia="等线" w:hAnsi="等线" w:cs="宋体" w:hint="eastAsia"/>
+        </w:rPr>
+        <w:t>的发展，对欧洲乃至世界历史产生重要影响。</w:t>
       </w:r>
     </w:p>
     <w:sectPr>
